--- a/docx_chapters/08_AAA - overview-of-the-hikes.docx
+++ b/docx_chapters/08_AAA - overview-of-the-hikes.docx
@@ -37,13 +37,13 @@
         <w:tblLook w:firstRow="1" w:lastRow="0" w:firstColumn="0" w:lastColumn="0" w:noHBand="0" w:noVBand="0" w:val="0020"/>
       </w:tblPr>
       <w:tblGrid>
-        <w:gridCol w:w="387"/>
-        <w:gridCol w:w="1377"/>
-        <w:gridCol w:w="1506"/>
-        <w:gridCol w:w="1076"/>
-        <w:gridCol w:w="860"/>
-        <w:gridCol w:w="645"/>
-        <w:gridCol w:w="2066"/>
+        <w:gridCol w:w="367"/>
+        <w:gridCol w:w="1306"/>
+        <w:gridCol w:w="1428"/>
+        <w:gridCol w:w="1183"/>
+        <w:gridCol w:w="1061"/>
+        <w:gridCol w:w="612"/>
+        <w:gridCol w:w="1959"/>
       </w:tblGrid>
       <w:tr>
         <w:trPr>
@@ -97,7 +97,7 @@
                 <w:b/>
                 <w:bCs/>
               </w:rPr>
-              <w:t xml:space="preserve">Time</w:t>
+              <w:t xml:space="preserve">Time from Knoxville</w:t>
             </w:r>
           </w:p>
         </w:tc>
@@ -112,7 +112,7 @@
                 <w:b/>
                 <w:bCs/>
               </w:rPr>
-              <w:t xml:space="preserve">Distance (Mi.)</w:t>
+              <w:t xml:space="preserve">Trail Distance (Mi.)</w:t>
             </w:r>
           </w:p>
         </w:tc>
@@ -192,7 +192,7 @@
               <w:pStyle w:val="Compact"/>
             </w:pPr>
             <w:r>
-              <w:t xml:space="preserve">1.5 - 3 hours</w:t>
+              <w:t xml:space="preserve">30 mins</w:t>
             </w:r>
           </w:p>
         </w:tc>
@@ -275,18 +275,18 @@
               <w:pStyle w:val="Compact"/>
             </w:pPr>
             <w:r>
-              <w:t xml:space="preserve">45 minutes - 1.5 hours</w:t>
-            </w:r>
-          </w:p>
-        </w:tc>
-        <w:tc>
-          <w:tcPr/>
-          <w:p>
-            <w:pPr>
-              <w:pStyle w:val="Compact"/>
-            </w:pPr>
-            <w:r>
-              <w:t xml:space="preserve">1.05</w:t>
+              <w:t xml:space="preserve">10-15 mins</w:t>
+            </w:r>
+          </w:p>
+        </w:tc>
+        <w:tc>
+          <w:tcPr/>
+          <w:p>
+            <w:pPr>
+              <w:pStyle w:val="Compact"/>
+            </w:pPr>
+            <w:r>
+              <w:t xml:space="preserve">1.0</w:t>
             </w:r>
           </w:p>
         </w:tc>
@@ -358,7 +358,7 @@
               <w:pStyle w:val="Compact"/>
             </w:pPr>
             <w:r>
-              <w:t xml:space="preserve">1.5 hours - 2.5 hours</w:t>
+              <w:t xml:space="preserve">10-15 mins</w:t>
             </w:r>
           </w:p>
         </w:tc>
@@ -441,7 +441,7 @@
               <w:pStyle w:val="Compact"/>
             </w:pPr>
             <w:r>
-              <w:t xml:space="preserve">0.5 hours - 1 hour</w:t>
+              <w:t xml:space="preserve">10-15 mins</w:t>
             </w:r>
           </w:p>
         </w:tc>
@@ -524,7 +524,7 @@
               <w:pStyle w:val="Compact"/>
             </w:pPr>
             <w:r>
-              <w:t xml:space="preserve">0.5 hours - 1 hour</w:t>
+              <w:t xml:space="preserve">25-30 mins</w:t>
             </w:r>
           </w:p>
         </w:tc>
@@ -607,7 +607,7 @@
               <w:pStyle w:val="Compact"/>
             </w:pPr>
             <w:r>
-              <w:t xml:space="preserve">45 minutes - 1.5 hours</w:t>
+              <w:t xml:space="preserve">5-10 mins</w:t>
             </w:r>
           </w:p>
         </w:tc>
@@ -690,7 +690,7 @@
               <w:pStyle w:val="Compact"/>
             </w:pPr>
             <w:r>
-              <w:t xml:space="preserve">1 hour - 2 hours</w:t>
+              <w:t xml:space="preserve">10-15 mins</w:t>
             </w:r>
           </w:p>
         </w:tc>
@@ -773,7 +773,7 @@
               <w:pStyle w:val="Compact"/>
             </w:pPr>
             <w:r>
-              <w:t xml:space="preserve">45 minutes - 1.5 hours</w:t>
+              <w:t xml:space="preserve">10-15 mins</w:t>
             </w:r>
           </w:p>
         </w:tc>
@@ -856,7 +856,7 @@
               <w:pStyle w:val="Compact"/>
             </w:pPr>
             <w:r>
-              <w:t xml:space="preserve">0.5 hours - 1 hour</w:t>
+              <w:t xml:space="preserve">15 mins</w:t>
             </w:r>
           </w:p>
         </w:tc>
@@ -939,7 +939,7 @@
               <w:pStyle w:val="Compact"/>
             </w:pPr>
             <w:r>
-              <w:t xml:space="preserve">1.5 hours - 2.5 hours</w:t>
+              <w:t xml:space="preserve">10 mins</w:t>
             </w:r>
           </w:p>
         </w:tc>
@@ -1022,7 +1022,7 @@
               <w:pStyle w:val="Compact"/>
             </w:pPr>
             <w:r>
-              <w:t xml:space="preserve">1.5 hours - 2.5 hours</w:t>
+              <w:t xml:space="preserve">30 mins</w:t>
             </w:r>
           </w:p>
         </w:tc>
@@ -1105,7 +1105,7 @@
               <w:pStyle w:val="Compact"/>
             </w:pPr>
             <w:r>
-              <w:t xml:space="preserve">2.5 hours - 4.5 hours</w:t>
+              <w:t xml:space="preserve">30 mins</w:t>
             </w:r>
           </w:p>
         </w:tc>
@@ -1152,6 +1152,89 @@
             </w:pPr>
             <w:r>
               <w:t xml:space="preserve">13</w:t>
+            </w:r>
+          </w:p>
+        </w:tc>
+        <w:tc>
+          <w:tcPr/>
+          <w:p>
+            <w:pPr>
+              <w:pStyle w:val="Compact"/>
+            </w:pPr>
+            <w:r>
+              <w:rPr>
+                <w:b/>
+                <w:bCs/>
+              </w:rPr>
+              <w:t xml:space="preserve">Aspire Park</w:t>
+            </w:r>
+          </w:p>
+        </w:tc>
+        <w:tc>
+          <w:tcPr/>
+          <w:p>
+            <w:pPr>
+              <w:pStyle w:val="Compact"/>
+            </w:pPr>
+            <w:r>
+              <w:t xml:space="preserve">Aspire Park</w:t>
+            </w:r>
+          </w:p>
+        </w:tc>
+        <w:tc>
+          <w:tcPr/>
+          <w:p>
+            <w:pPr>
+              <w:pStyle w:val="Compact"/>
+            </w:pPr>
+            <w:r>
+              <w:t xml:space="preserve">30 mins</w:t>
+            </w:r>
+          </w:p>
+        </w:tc>
+        <w:tc>
+          <w:tcPr/>
+          <w:p>
+            <w:pPr>
+              <w:pStyle w:val="Compact"/>
+            </w:pPr>
+            <w:r>
+              <w:t xml:space="preserve">TBD</w:t>
+            </w:r>
+          </w:p>
+        </w:tc>
+        <w:tc>
+          <w:tcPr/>
+          <w:p>
+            <w:pPr>
+              <w:pStyle w:val="Compact"/>
+            </w:pPr>
+            <w:r>
+              <w:t xml:space="preserve">TBD</w:t>
+            </w:r>
+          </w:p>
+        </w:tc>
+        <w:tc>
+          <w:tcPr/>
+          <w:p>
+            <w:pPr>
+              <w:pStyle w:val="Compact"/>
+            </w:pPr>
+            <w:r>
+              <w:t xml:space="preserve">TBD</w:t>
+            </w:r>
+          </w:p>
+        </w:tc>
+      </w:tr>
+      <w:tr>
+        <w:tc>
+          <w:tcPr/>
+          <w:p>
+            <w:pPr>
+              <w:pStyle w:val="Compact"/>
+            </w:pPr>
+            <w:r>
+              <w:t xml:space="preserve">14</w:t>
             </w:r>
           </w:p>
         </w:tc>
@@ -1188,7 +1271,7 @@
               <w:pStyle w:val="Compact"/>
             </w:pPr>
             <w:r>
-              <w:t xml:space="preserve">2 hours - 3.5 hours</w:t>
+              <w:t xml:space="preserve">50 mins</w:t>
             </w:r>
           </w:p>
         </w:tc>
@@ -1234,7 +1317,7 @@
               <w:pStyle w:val="Compact"/>
             </w:pPr>
             <w:r>
-              <w:t xml:space="preserve">14</w:t>
+              <w:t xml:space="preserve">15</w:t>
             </w:r>
           </w:p>
         </w:tc>
@@ -1271,7 +1354,7 @@
               <w:pStyle w:val="Compact"/>
             </w:pPr>
             <w:r>
-              <w:t xml:space="preserve">2.5 hours - 4.5 hours</w:t>
+              <w:t xml:space="preserve">50 mins</w:t>
             </w:r>
           </w:p>
         </w:tc>
@@ -1317,7 +1400,7 @@
               <w:pStyle w:val="Compact"/>
             </w:pPr>
             <w:r>
-              <w:t xml:space="preserve">15</w:t>
+              <w:t xml:space="preserve">16</w:t>
             </w:r>
           </w:p>
         </w:tc>
@@ -1354,7 +1437,7 @@
               <w:pStyle w:val="Compact"/>
             </w:pPr>
             <w:r>
-              <w:t xml:space="preserve">45 minutes - 1.25 hours</w:t>
+              <w:t xml:space="preserve">1 hr 30 mins</w:t>
             </w:r>
           </w:p>
         </w:tc>
@@ -1400,7 +1483,7 @@
               <w:pStyle w:val="Compact"/>
             </w:pPr>
             <w:r>
-              <w:t xml:space="preserve">16</w:t>
+              <w:t xml:space="preserve">17</w:t>
             </w:r>
           </w:p>
         </w:tc>
@@ -1437,7 +1520,7 @@
               <w:pStyle w:val="Compact"/>
             </w:pPr>
             <w:r>
-              <w:t xml:space="preserve">2.5 hours - 4.5 hours</w:t>
+              <w:t xml:space="preserve">1 hr 30 mins</w:t>
             </w:r>
           </w:p>
         </w:tc>
@@ -1483,7 +1566,7 @@
               <w:pStyle w:val="Compact"/>
             </w:pPr>
             <w:r>
-              <w:t xml:space="preserve">17</w:t>
+              <w:t xml:space="preserve">18</w:t>
             </w:r>
           </w:p>
         </w:tc>
@@ -1520,7 +1603,7 @@
               <w:pStyle w:val="Compact"/>
             </w:pPr>
             <w:r>
-              <w:t xml:space="preserve">1.5 hour - 2.5 hours</w:t>
+              <w:t xml:space="preserve">1 hr 45 mins</w:t>
             </w:r>
           </w:p>
         </w:tc>
@@ -1566,7 +1649,7 @@
               <w:pStyle w:val="Compact"/>
             </w:pPr>
             <w:r>
-              <w:t xml:space="preserve">18</w:t>
+              <w:t xml:space="preserve">19</w:t>
             </w:r>
           </w:p>
         </w:tc>
@@ -1603,7 +1686,7 @@
               <w:pStyle w:val="Compact"/>
             </w:pPr>
             <w:r>
-              <w:t xml:space="preserve">1.5 hours - 2.5 hours</w:t>
+              <w:t xml:space="preserve">1 hr 30 mins</w:t>
             </w:r>
           </w:p>
         </w:tc>
@@ -1649,7 +1732,7 @@
               <w:pStyle w:val="Compact"/>
             </w:pPr>
             <w:r>
-              <w:t xml:space="preserve">19</w:t>
+              <w:t xml:space="preserve">20</w:t>
             </w:r>
           </w:p>
         </w:tc>
@@ -1686,7 +1769,7 @@
               <w:pStyle w:val="Compact"/>
             </w:pPr>
             <w:r>
-              <w:t xml:space="preserve">4 hours - 7 hours</w:t>
+              <w:t xml:space="preserve">1 hr 30 mins</w:t>
             </w:r>
           </w:p>
         </w:tc>
@@ -1732,7 +1815,7 @@
               <w:pStyle w:val="Compact"/>
             </w:pPr>
             <w:r>
-              <w:t xml:space="preserve">20</w:t>
+              <w:t xml:space="preserve">21</w:t>
             </w:r>
           </w:p>
         </w:tc>
@@ -1769,7 +1852,7 @@
               <w:pStyle w:val="Compact"/>
             </w:pPr>
             <w:r>
-              <w:t xml:space="preserve">1.5 hours - 2.5 hours</w:t>
+              <w:t xml:space="preserve">50 mins</w:t>
             </w:r>
           </w:p>
         </w:tc>
@@ -1815,7 +1898,7 @@
               <w:pStyle w:val="Compact"/>
             </w:pPr>
             <w:r>
-              <w:t xml:space="preserve">21</w:t>
+              <w:t xml:space="preserve">22</w:t>
             </w:r>
           </w:p>
         </w:tc>
@@ -1852,7 +1935,7 @@
               <w:pStyle w:val="Compact"/>
             </w:pPr>
             <w:r>
-              <w:t xml:space="preserve">3 hours - 5 hours</w:t>
+              <w:t xml:space="preserve">1 hour</w:t>
             </w:r>
           </w:p>
         </w:tc>
@@ -1898,7 +1981,7 @@
               <w:pStyle w:val="Compact"/>
             </w:pPr>
             <w:r>
-              <w:t xml:space="preserve">22</w:t>
+              <w:t xml:space="preserve">23</w:t>
             </w:r>
           </w:p>
         </w:tc>
@@ -1935,7 +2018,7 @@
               <w:pStyle w:val="Compact"/>
             </w:pPr>
             <w:r>
-              <w:t xml:space="preserve">2 hours - 4 hours</w:t>
+              <w:t xml:space="preserve">1 hr 5 mins</w:t>
             </w:r>
           </w:p>
         </w:tc>
@@ -1947,89 +2030,6 @@
             </w:pPr>
             <w:r>
               <w:t xml:space="preserve">4.0</w:t>
-            </w:r>
-          </w:p>
-        </w:tc>
-        <w:tc>
-          <w:tcPr/>
-          <w:p>
-            <w:pPr>
-              <w:pStyle w:val="Compact"/>
-            </w:pPr>
-            <w:r>
-              <w:t xml:space="preserve">Moderate</w:t>
-            </w:r>
-          </w:p>
-        </w:tc>
-        <w:tc>
-          <w:tcPr/>
-          <w:p>
-            <w:pPr>
-              <w:pStyle w:val="Compact"/>
-            </w:pPr>
-            <w:r>
-              <w:t xml:space="preserve">Little kids and Big kids</w:t>
-            </w:r>
-          </w:p>
-        </w:tc>
-      </w:tr>
-      <w:tr>
-        <w:tc>
-          <w:tcPr/>
-          <w:p>
-            <w:pPr>
-              <w:pStyle w:val="Compact"/>
-            </w:pPr>
-            <w:r>
-              <w:t xml:space="preserve">23</w:t>
-            </w:r>
-          </w:p>
-        </w:tc>
-        <w:tc>
-          <w:tcPr/>
-          <w:p>
-            <w:pPr>
-              <w:pStyle w:val="Compact"/>
-            </w:pPr>
-            <w:r>
-              <w:rPr>
-                <w:b/>
-                <w:bCs/>
-              </w:rPr>
-              <w:t xml:space="preserve">Whiteoak Sink</w:t>
-            </w:r>
-          </w:p>
-        </w:tc>
-        <w:tc>
-          <w:tcPr/>
-          <w:p>
-            <w:pPr>
-              <w:pStyle w:val="Compact"/>
-            </w:pPr>
-            <w:r>
-              <w:t xml:space="preserve">Great Smoky Mountains NP</w:t>
-            </w:r>
-          </w:p>
-        </w:tc>
-        <w:tc>
-          <w:tcPr/>
-          <w:p>
-            <w:pPr>
-              <w:pStyle w:val="Compact"/>
-            </w:pPr>
-            <w:r>
-              <w:t xml:space="preserve">3 hours - 5 hours</w:t>
-            </w:r>
-          </w:p>
-        </w:tc>
-        <w:tc>
-          <w:tcPr/>
-          <w:p>
-            <w:pPr>
-              <w:pStyle w:val="Compact"/>
-            </w:pPr>
-            <w:r>
-              <w:t xml:space="preserve">4.6</w:t>
             </w:r>
           </w:p>
         </w:tc>
@@ -2101,7 +2101,7 @@
               <w:pStyle w:val="Compact"/>
             </w:pPr>
             <w:r>
-              <w:t xml:space="preserve">4 hours - 6 hours</w:t>
+              <w:t xml:space="preserve">1 hr 5 mins</w:t>
             </w:r>
           </w:p>
         </w:tc>
@@ -2184,7 +2184,7 @@
               <w:pStyle w:val="Compact"/>
             </w:pPr>
             <w:r>
-              <w:t xml:space="preserve">4 hours - 6 hours</w:t>
+              <w:t xml:space="preserve">55 mins</w:t>
             </w:r>
           </w:p>
         </w:tc>
@@ -2267,7 +2267,7 @@
               <w:pStyle w:val="Compact"/>
             </w:pPr>
             <w:r>
-              <w:t xml:space="preserve">30 minutes - 1 hour</w:t>
+              <w:t xml:space="preserve">45 mins</w:t>
             </w:r>
           </w:p>
         </w:tc>
@@ -2350,7 +2350,7 @@
               <w:pStyle w:val="Compact"/>
             </w:pPr>
             <w:r>
-              <w:t xml:space="preserve">1.5 hours - 2.5 hours</w:t>
+              <w:t xml:space="preserve">45 mins</w:t>
             </w:r>
           </w:p>
         </w:tc>
@@ -2433,7 +2433,7 @@
               <w:pStyle w:val="Compact"/>
             </w:pPr>
             <w:r>
-              <w:t xml:space="preserve">2.5 hours - 3 hours</w:t>
+              <w:t xml:space="preserve">1 hr 30 mins</w:t>
             </w:r>
           </w:p>
         </w:tc>
@@ -2516,7 +2516,7 @@
               <w:pStyle w:val="Compact"/>
             </w:pPr>
             <w:r>
-              <w:t xml:space="preserve">2 hours - 3.5 hours</w:t>
+              <w:t xml:space="preserve">1 hr 45 mins</w:t>
             </w:r>
           </w:p>
         </w:tc>
@@ -2599,7 +2599,7 @@
               <w:pStyle w:val="Compact"/>
             </w:pPr>
             <w:r>
-              <w:t xml:space="preserve">3 hours - 5 hours</w:t>
+              <w:t xml:space="preserve">1 hr 15 mins</w:t>
             </w:r>
           </w:p>
         </w:tc>

--- a/docx_chapters/08_AAA - overview-of-the-hikes.docx
+++ b/docx_chapters/08_AAA - overview-of-the-hikes.docx
@@ -308,7 +308,7 @@
               <w:pStyle w:val="Compact"/>
             </w:pPr>
             <w:r>
-              <w:t xml:space="preserve">Toddlers and Little Kids</w:t>
+              <w:t xml:space="preserve">Toddlers and Little kids</w:t>
             </w:r>
           </w:p>
         </w:tc>
@@ -391,7 +391,7 @@
               <w:pStyle w:val="Compact"/>
             </w:pPr>
             <w:r>
-              <w:t xml:space="preserve">Toddlers, Little Kids, and Big Kids</w:t>
+              <w:t xml:space="preserve">Toddlers, Little kids, and Big kids</w:t>
             </w:r>
           </w:p>
         </w:tc>
@@ -557,7 +557,7 @@
               <w:pStyle w:val="Compact"/>
             </w:pPr>
             <w:r>
-              <w:t xml:space="preserve">Toddlers and Little Kids</w:t>
+              <w:t xml:space="preserve">Toddlers and Little kids</w:t>
             </w:r>
           </w:p>
         </w:tc>
@@ -640,7 +640,7 @@
               <w:pStyle w:val="Compact"/>
             </w:pPr>
             <w:r>
-              <w:t xml:space="preserve">Toddlers and Little Kids</w:t>
+              <w:t xml:space="preserve">Toddlers and Little kids</w:t>
             </w:r>
           </w:p>
         </w:tc>
@@ -723,7 +723,7 @@
               <w:pStyle w:val="Compact"/>
             </w:pPr>
             <w:r>
-              <w:t xml:space="preserve">Toddlers and Little Kids</w:t>
+              <w:t xml:space="preserve">Toddlers and Little kids</w:t>
             </w:r>
           </w:p>
         </w:tc>
@@ -806,7 +806,7 @@
               <w:pStyle w:val="Compact"/>
             </w:pPr>
             <w:r>
-              <w:t xml:space="preserve">Little Kids and Big Kids</w:t>
+              <w:t xml:space="preserve">Little kids and Big kids</w:t>
             </w:r>
           </w:p>
         </w:tc>
@@ -889,7 +889,7 @@
               <w:pStyle w:val="Compact"/>
             </w:pPr>
             <w:r>
-              <w:t xml:space="preserve">Toddler and little kids</w:t>
+              <w:t xml:space="preserve">Toddlers and Little kids</w:t>
             </w:r>
           </w:p>
         </w:tc>
@@ -1199,29 +1199,29 @@
               <w:pStyle w:val="Compact"/>
             </w:pPr>
             <w:r>
-              <w:t xml:space="preserve">TBD</w:t>
-            </w:r>
-          </w:p>
-        </w:tc>
-        <w:tc>
-          <w:tcPr/>
-          <w:p>
-            <w:pPr>
-              <w:pStyle w:val="Compact"/>
-            </w:pPr>
-            <w:r>
-              <w:t xml:space="preserve">TBD</w:t>
-            </w:r>
-          </w:p>
-        </w:tc>
-        <w:tc>
-          <w:tcPr/>
-          <w:p>
-            <w:pPr>
-              <w:pStyle w:val="Compact"/>
-            </w:pPr>
-            <w:r>
-              <w:t xml:space="preserve">TBD</w:t>
+              <w:t xml:space="preserve">1.0</w:t>
+            </w:r>
+          </w:p>
+        </w:tc>
+        <w:tc>
+          <w:tcPr/>
+          <w:p>
+            <w:pPr>
+              <w:pStyle w:val="Compact"/>
+            </w:pPr>
+            <w:r>
+              <w:t xml:space="preserve">Moderate</w:t>
+            </w:r>
+          </w:p>
+        </w:tc>
+        <w:tc>
+          <w:tcPr/>
+          <w:p>
+            <w:pPr>
+              <w:pStyle w:val="Compact"/>
+            </w:pPr>
+            <w:r>
+              <w:t xml:space="preserve">Toddlers and Little kids</w:t>
             </w:r>
           </w:p>
         </w:tc>
@@ -1719,7 +1719,7 @@
               <w:pStyle w:val="Compact"/>
             </w:pPr>
             <w:r>
-              <w:t xml:space="preserve">Little Kids and Big Kids</w:t>
+              <w:t xml:space="preserve">Little kids and Big kids</w:t>
             </w:r>
           </w:p>
         </w:tc>
@@ -2134,7 +2134,7 @@
               <w:pStyle w:val="Compact"/>
             </w:pPr>
             <w:r>
-              <w:t xml:space="preserve">All Ages</w:t>
+              <w:t xml:space="preserve">All ages</w:t>
             </w:r>
           </w:p>
         </w:tc>
@@ -2300,7 +2300,7 @@
               <w:pStyle w:val="Compact"/>
             </w:pPr>
             <w:r>
-              <w:t xml:space="preserve">Toddlers and Little Kids</w:t>
+              <w:t xml:space="preserve">Toddlers and Little kids</w:t>
             </w:r>
           </w:p>
         </w:tc>
